--- a/public/assets/files/niestacjonarne/PG2.docx
+++ b/public/assets/files/niestacjonarne/PG2.docx
@@ -523,6 +523,7 @@
                 <w:i w:val="0"/>
                 <w:sz w:val="22"/>
               </w:rPr>
+              <w:t>I</w:t>
             </w:r>
           </w:p>
         </w:tc>
@@ -560,6 +561,7 @@
                 <w:i w:val="0"/>
                 <w:sz w:val="22"/>
               </w:rPr>
+              <w:t>specjalizacyjny</w:t>
             </w:r>
           </w:p>
         </w:tc>

--- a/public/assets/files/niestacjonarne/PG2.docx
+++ b/public/assets/files/niestacjonarne/PG2.docx
@@ -681,12 +681,22 @@
         <w:tblW w:w="5000" w:type="pct"/>
       </w:tblPr>
       <w:tblGrid>
-        <w:gridCol w:w="9972"/>
+        <w:gridCol w:w="997"/>
+        <w:gridCol w:w="997"/>
+        <w:gridCol w:w="997"/>
+        <w:gridCol w:w="997"/>
+        <w:gridCol w:w="997"/>
+        <w:gridCol w:w="997"/>
+        <w:gridCol w:w="997"/>
+        <w:gridCol w:w="997"/>
+        <w:gridCol w:w="997"/>
+        <w:gridCol w:w="997"/>
       </w:tblGrid>
       <w:tr>
         <w:tc>
           <w:tcPr>
-            <w:tcW w:type="dxa" w:w="9972"/>
+            <w:tcW w:type="dxa" w:w="9970"/>
+            <w:gridSpan w:val="10"/>
             <w:shd w:val="clear" w:color="auto" w:fill="D9D9D9"/>
           </w:tcPr>
           <w:p>
@@ -705,31 +715,34 @@
           </w:p>
         </w:tc>
       </w:tr>
-    </w:tbl>
-    <w:tbl>
-      <w:tblPr>
-        <w:tblW w:type="auto" w:w="0"/>
-        <w:tblLook w:firstColumn="1" w:firstRow="1" w:lastColumn="0" w:lastRow="0" w:noHBand="0" w:noVBand="1" w:val="04A0"/>
-        <w:tblBorders>
-          <w:top w:val="single" w:sz="4" w:space="0" w:color="000000"/>
-          <w:left w:val="single" w:sz="4" w:space="0" w:color="000000"/>
-          <w:bottom w:val="single" w:sz="4" w:space="0" w:color="000000"/>
-          <w:right w:val="single" w:sz="4" w:space="0" w:color="000000"/>
-          <w:insideH w:val="single" w:sz="4" w:space="0" w:color="000000"/>
-          <w:insideV w:val="single" w:sz="4" w:space="0" w:color="000000"/>
-        </w:tblBorders>
-        <w:tblW w:w="5000" w:type="pct"/>
-      </w:tblPr>
-      <w:tblGrid>
-        <w:gridCol w:w="2493"/>
-        <w:gridCol w:w="2493"/>
-        <w:gridCol w:w="2493"/>
-        <w:gridCol w:w="2493"/>
-      </w:tblGrid>
       <w:tr>
         <w:tc>
           <w:tcPr>
-            <w:tcW w:type="dxa" w:w="2493"/>
+            <w:tcW w:type="dxa" w:w="9970"/>
+            <w:gridSpan w:val="10"/>
+            <w:shd w:val="clear" w:color="auto" w:fill="D9D9D9"/>
+          </w:tcPr>
+          <w:p>
+            <w:pPr>
+              <w:spacing w:before="20" w:after="20"/>
+            </w:pPr>
+            <w:r>
+              <w:rPr>
+                <w:rFonts w:ascii="Aptos" w:hAnsi="Aptos"/>
+                <w:b w:val="0"/>
+                <w:i w:val="0"/>
+                <w:sz w:val="16"/>
+              </w:rPr>
+              <w:t>Wymiar godzinowy (liczba godzin w semestrze)</w:t>
+            </w:r>
+          </w:p>
+        </w:tc>
+      </w:tr>
+      <w:tr>
+        <w:tc>
+          <w:tcPr>
+            <w:tcW w:type="dxa" w:w="1994"/>
+            <w:gridSpan w:val="2"/>
             <w:shd w:val="clear" w:color="auto" w:fill="D9D9D9"/>
           </w:tcPr>
           <w:p>
@@ -749,7 +762,8 @@
         </w:tc>
         <w:tc>
           <w:tcPr>
-            <w:tcW w:type="dxa" w:w="2493"/>
+            <w:tcW w:type="dxa" w:w="2991"/>
+            <w:gridSpan w:val="3"/>
             <w:shd w:val="clear" w:color="auto" w:fill="D9D9D9"/>
           </w:tcPr>
           <w:p>
@@ -769,7 +783,8 @@
         </w:tc>
         <w:tc>
           <w:tcPr>
-            <w:tcW w:type="dxa" w:w="2493"/>
+            <w:tcW w:type="dxa" w:w="2991"/>
+            <w:gridSpan w:val="3"/>
             <w:shd w:val="clear" w:color="auto" w:fill="D9D9D9"/>
           </w:tcPr>
           <w:p>
@@ -789,7 +804,8 @@
         </w:tc>
         <w:tc>
           <w:tcPr>
-            <w:tcW w:type="dxa" w:w="2493"/>
+            <w:tcW w:type="dxa" w:w="1994"/>
+            <w:gridSpan w:val="2"/>
             <w:shd w:val="clear" w:color="auto" w:fill="D9D9D9"/>
           </w:tcPr>
           <w:p>
@@ -811,7 +827,8 @@
       <w:tr>
         <w:tc>
           <w:tcPr>
-            <w:tcW w:type="dxa" w:w="2493"/>
+            <w:tcW w:type="dxa" w:w="1994"/>
+            <w:gridSpan w:val="2"/>
           </w:tcPr>
           <w:p>
             <w:pPr>
@@ -830,7 +847,8 @@
         </w:tc>
         <w:tc>
           <w:tcPr>
-            <w:tcW w:type="dxa" w:w="2493"/>
+            <w:tcW w:type="dxa" w:w="2991"/>
+            <w:gridSpan w:val="3"/>
           </w:tcPr>
           <w:p>
             <w:pPr>
@@ -849,7 +867,8 @@
         </w:tc>
         <w:tc>
           <w:tcPr>
-            <w:tcW w:type="dxa" w:w="2493"/>
+            <w:tcW w:type="dxa" w:w="2991"/>
+            <w:gridSpan w:val="3"/>
           </w:tcPr>
           <w:p>
             <w:pPr>
@@ -868,7 +887,8 @@
         </w:tc>
         <w:tc>
           <w:tcPr>
-            <w:tcW w:type="dxa" w:w="2493"/>
+            <w:tcW w:type="dxa" w:w="1994"/>
+            <w:gridSpan w:val="2"/>
           </w:tcPr>
           <w:p>
             <w:pPr>
@@ -886,30 +906,34 @@
           </w:p>
         </w:tc>
       </w:tr>
-    </w:tbl>
-    <w:tbl>
-      <w:tblPr>
-        <w:tblW w:type="auto" w:w="0"/>
-        <w:tblLook w:firstColumn="1" w:firstRow="1" w:lastColumn="0" w:lastRow="0" w:noHBand="0" w:noVBand="1" w:val="04A0"/>
-        <w:tblBorders>
-          <w:top w:val="single" w:sz="4" w:space="0" w:color="000000"/>
-          <w:left w:val="single" w:sz="4" w:space="0" w:color="000000"/>
-          <w:bottom w:val="single" w:sz="4" w:space="0" w:color="000000"/>
-          <w:right w:val="single" w:sz="4" w:space="0" w:color="000000"/>
-          <w:insideH w:val="single" w:sz="4" w:space="0" w:color="000000"/>
-          <w:insideV w:val="single" w:sz="4" w:space="0" w:color="000000"/>
-        </w:tblBorders>
-        <w:tblW w:w="5000" w:type="pct"/>
-      </w:tblPr>
-      <w:tblGrid>
-        <w:gridCol w:w="3324"/>
-        <w:gridCol w:w="3324"/>
-        <w:gridCol w:w="3324"/>
-      </w:tblGrid>
       <w:tr>
         <w:tc>
           <w:tcPr>
-            <w:tcW w:type="dxa" w:w="3324"/>
+            <w:tcW w:type="dxa" w:w="9970"/>
+            <w:gridSpan w:val="10"/>
+            <w:shd w:val="clear" w:color="auto" w:fill="D9D9D9"/>
+          </w:tcPr>
+          <w:p>
+            <w:pPr>
+              <w:spacing w:before="20" w:after="20"/>
+            </w:pPr>
+            <w:r>
+              <w:rPr>
+                <w:rFonts w:ascii="Aptos" w:hAnsi="Aptos"/>
+                <w:b/>
+                <w:i w:val="0"/>
+                <w:sz w:val="22"/>
+              </w:rPr>
+              <w:t>Bilans ECTS</w:t>
+            </w:r>
+          </w:p>
+        </w:tc>
+      </w:tr>
+      <w:tr>
+        <w:tc>
+          <w:tcPr>
+            <w:tcW w:type="dxa" w:w="4985"/>
+            <w:gridSpan w:val="5"/>
             <w:shd w:val="clear" w:color="auto" w:fill="D9D9D9"/>
           </w:tcPr>
           <w:p>
@@ -929,7 +953,8 @@
         </w:tc>
         <w:tc>
           <w:tcPr>
-            <w:tcW w:type="dxa" w:w="3324"/>
+            <w:tcW w:type="dxa" w:w="2991"/>
+            <w:gridSpan w:val="3"/>
             <w:shd w:val="clear" w:color="auto" w:fill="D9D9D9"/>
           </w:tcPr>
           <w:p>
@@ -949,7 +974,8 @@
         </w:tc>
         <w:tc>
           <w:tcPr>
-            <w:tcW w:type="dxa" w:w="3324"/>
+            <w:tcW w:type="dxa" w:w="1994"/>
+            <w:gridSpan w:val="2"/>
             <w:shd w:val="clear" w:color="auto" w:fill="D9D9D9"/>
           </w:tcPr>
           <w:p>
@@ -971,7 +997,8 @@
       <w:tr>
         <w:tc>
           <w:tcPr>
-            <w:tcW w:type="dxa" w:w="3324"/>
+            <w:tcW w:type="dxa" w:w="4985"/>
+            <w:gridSpan w:val="5"/>
           </w:tcPr>
           <w:p>
             <w:pPr>
@@ -990,7 +1017,8 @@
         </w:tc>
         <w:tc>
           <w:tcPr>
-            <w:tcW w:type="dxa" w:w="3324"/>
+            <w:tcW w:type="dxa" w:w="2991"/>
+            <w:gridSpan w:val="3"/>
           </w:tcPr>
           <w:p>
             <w:pPr>
@@ -1009,7 +1037,8 @@
         </w:tc>
         <w:tc>
           <w:tcPr>
-            <w:tcW w:type="dxa" w:w="3324"/>
+            <w:tcW w:type="dxa" w:w="1994"/>
+            <w:gridSpan w:val="2"/>
           </w:tcPr>
           <w:p>
             <w:pPr>
@@ -1030,7 +1059,8 @@
       <w:tr>
         <w:tc>
           <w:tcPr>
-            <w:tcW w:type="dxa" w:w="3324"/>
+            <w:tcW w:type="dxa" w:w="4985"/>
+            <w:gridSpan w:val="5"/>
           </w:tcPr>
           <w:p>
             <w:pPr>
@@ -1049,7 +1079,8 @@
         </w:tc>
         <w:tc>
           <w:tcPr>
-            <w:tcW w:type="dxa" w:w="3324"/>
+            <w:tcW w:type="dxa" w:w="2991"/>
+            <w:gridSpan w:val="3"/>
           </w:tcPr>
           <w:p>
             <w:pPr>
@@ -1068,7 +1099,8 @@
         </w:tc>
         <w:tc>
           <w:tcPr>
-            <w:tcW w:type="dxa" w:w="3324"/>
+            <w:tcW w:type="dxa" w:w="1994"/>
+            <w:gridSpan w:val="2"/>
           </w:tcPr>
           <w:p>
             <w:pPr>
@@ -1089,7 +1121,29 @@
       <w:tr>
         <w:tc>
           <w:tcPr>
-            <w:tcW w:type="dxa" w:w="3324"/>
+            <w:tcW w:type="dxa" w:w="4985"/>
+            <w:gridSpan w:val="5"/>
+            <w:shd w:val="clear" w:color="auto" w:fill="D9D9D9"/>
+          </w:tcPr>
+          <w:p>
+            <w:pPr>
+              <w:spacing w:before="20" w:after="20"/>
+            </w:pPr>
+            <w:r>
+              <w:rPr>
+                <w:rFonts w:ascii="Aptos" w:hAnsi="Aptos"/>
+                <w:b/>
+                <w:i w:val="0"/>
+                <w:sz w:val="16"/>
+              </w:rPr>
+              <w:t>Opis samodzielnej pracy studenta</w:t>
+            </w:r>
+          </w:p>
+        </w:tc>
+        <w:tc>
+          <w:tcPr>
+            <w:tcW w:type="dxa" w:w="4985"/>
+            <w:gridSpan w:val="5"/>
           </w:tcPr>
           <w:p>
             <w:pPr>
@@ -1102,45 +1156,6 @@
                 <w:i w:val="0"/>
                 <w:sz w:val="22"/>
               </w:rPr>
-              <w:t>Suma</w:t>
-            </w:r>
-          </w:p>
-        </w:tc>
-        <w:tc>
-          <w:tcPr>
-            <w:tcW w:type="dxa" w:w="3324"/>
-          </w:tcPr>
-          <w:p>
-            <w:pPr>
-              <w:spacing w:before="20" w:after="20"/>
-            </w:pPr>
-            <w:r>
-              <w:rPr>
-                <w:rFonts w:ascii="Aptos" w:hAnsi="Aptos"/>
-                <w:b w:val="0"/>
-                <w:i w:val="0"/>
-                <w:sz w:val="22"/>
-              </w:rPr>
-              <w:t>125</w:t>
-            </w:r>
-          </w:p>
-        </w:tc>
-        <w:tc>
-          <w:tcPr>
-            <w:tcW w:type="dxa" w:w="3324"/>
-          </w:tcPr>
-          <w:p>
-            <w:pPr>
-              <w:spacing w:before="20" w:after="20"/>
-            </w:pPr>
-            <w:r>
-              <w:rPr>
-                <w:rFonts w:ascii="Aptos" w:hAnsi="Aptos"/>
-                <w:b w:val="0"/>
-                <w:i w:val="0"/>
-                <w:sz w:val="22"/>
-              </w:rPr>
-              <w:t>5</w:t>
             </w:r>
           </w:p>
         </w:tc>
@@ -1877,14 +1892,14 @@
         <w:tblW w:w="5000" w:type="pct"/>
       </w:tblPr>
       <w:tblGrid>
-        <w:gridCol w:w="3324"/>
-        <w:gridCol w:w="3324"/>
-        <w:gridCol w:w="3324"/>
+        <w:gridCol w:w="680"/>
+        <w:gridCol w:w="4536"/>
+        <w:gridCol w:w="4252"/>
       </w:tblGrid>
       <w:tr>
         <w:tc>
           <w:tcPr>
-            <w:tcW w:type="dxa" w:w="9972"/>
+            <w:tcW w:type="dxa" w:w="9468"/>
             <w:gridSpan w:val="3"/>
             <w:shd w:val="clear" w:color="auto" w:fill="D9D9D9"/>
           </w:tcPr>
@@ -1907,7 +1922,7 @@
       <w:tr>
         <w:tc>
           <w:tcPr>
-            <w:tcW w:type="dxa" w:w="3324"/>
+            <w:tcW w:type="dxa" w:w="680"/>
             <w:shd w:val="clear" w:color="auto" w:fill="D9D9D9"/>
           </w:tcPr>
           <w:p>
@@ -1927,7 +1942,7 @@
         </w:tc>
         <w:tc>
           <w:tcPr>
-            <w:tcW w:type="dxa" w:w="3324"/>
+            <w:tcW w:type="dxa" w:w="4536"/>
             <w:shd w:val="clear" w:color="auto" w:fill="D9D9D9"/>
           </w:tcPr>
           <w:p>
@@ -1947,7 +1962,7 @@
         </w:tc>
         <w:tc>
           <w:tcPr>
-            <w:tcW w:type="dxa" w:w="3324"/>
+            <w:tcW w:type="dxa" w:w="4252"/>
             <w:shd w:val="clear" w:color="auto" w:fill="D9D9D9"/>
           </w:tcPr>
           <w:p>
@@ -1969,7 +1984,7 @@
       <w:tr>
         <w:tc>
           <w:tcPr>
-            <w:tcW w:type="dxa" w:w="3324"/>
+            <w:tcW w:type="dxa" w:w="680"/>
           </w:tcPr>
           <w:p>
             <w:pPr>
@@ -1988,7 +2003,7 @@
         </w:tc>
         <w:tc>
           <w:tcPr>
-            <w:tcW w:type="dxa" w:w="3324"/>
+            <w:tcW w:type="dxa" w:w="4536"/>
           </w:tcPr>
           <w:p>
             <w:pPr>
@@ -2007,7 +2022,7 @@
         </w:tc>
         <w:tc>
           <w:tcPr>
-            <w:tcW w:type="dxa" w:w="3324"/>
+            <w:tcW w:type="dxa" w:w="4252"/>
           </w:tcPr>
           <w:p>
             <w:pPr>
@@ -2027,7 +2042,7 @@
       <w:tr>
         <w:tc>
           <w:tcPr>
-            <w:tcW w:type="dxa" w:w="3324"/>
+            <w:tcW w:type="dxa" w:w="680"/>
           </w:tcPr>
           <w:p>
             <w:pPr>
@@ -2046,7 +2061,7 @@
         </w:tc>
         <w:tc>
           <w:tcPr>
-            <w:tcW w:type="dxa" w:w="3324"/>
+            <w:tcW w:type="dxa" w:w="4536"/>
           </w:tcPr>
           <w:p>
             <w:pPr>
@@ -2065,7 +2080,7 @@
         </w:tc>
         <w:tc>
           <w:tcPr>
-            <w:tcW w:type="dxa" w:w="3324"/>
+            <w:tcW w:type="dxa" w:w="4252"/>
           </w:tcPr>
           <w:p>
             <w:pPr>
@@ -2085,7 +2100,7 @@
       <w:tr>
         <w:tc>
           <w:tcPr>
-            <w:tcW w:type="dxa" w:w="3324"/>
+            <w:tcW w:type="dxa" w:w="680"/>
           </w:tcPr>
           <w:p>
             <w:pPr>
@@ -2104,7 +2119,7 @@
         </w:tc>
         <w:tc>
           <w:tcPr>
-            <w:tcW w:type="dxa" w:w="3324"/>
+            <w:tcW w:type="dxa" w:w="4536"/>
           </w:tcPr>
           <w:p>
             <w:pPr>
@@ -2123,7 +2138,7 @@
         </w:tc>
         <w:tc>
           <w:tcPr>
-            <w:tcW w:type="dxa" w:w="3324"/>
+            <w:tcW w:type="dxa" w:w="4252"/>
           </w:tcPr>
           <w:p>
             <w:pPr>
@@ -2143,7 +2158,7 @@
       <w:tr>
         <w:tc>
           <w:tcPr>
-            <w:tcW w:type="dxa" w:w="3324"/>
+            <w:tcW w:type="dxa" w:w="680"/>
           </w:tcPr>
           <w:p>
             <w:pPr>
@@ -2162,7 +2177,7 @@
         </w:tc>
         <w:tc>
           <w:tcPr>
-            <w:tcW w:type="dxa" w:w="3324"/>
+            <w:tcW w:type="dxa" w:w="4536"/>
           </w:tcPr>
           <w:p>
             <w:pPr>
@@ -2181,7 +2196,7 @@
         </w:tc>
         <w:tc>
           <w:tcPr>
-            <w:tcW w:type="dxa" w:w="3324"/>
+            <w:tcW w:type="dxa" w:w="4252"/>
           </w:tcPr>
           <w:p>
             <w:pPr>
@@ -2201,7 +2216,7 @@
       <w:tr>
         <w:tc>
           <w:tcPr>
-            <w:tcW w:type="dxa" w:w="3324"/>
+            <w:tcW w:type="dxa" w:w="680"/>
           </w:tcPr>
           <w:p>
             <w:pPr>
@@ -2220,7 +2235,7 @@
         </w:tc>
         <w:tc>
           <w:tcPr>
-            <w:tcW w:type="dxa" w:w="3324"/>
+            <w:tcW w:type="dxa" w:w="4536"/>
           </w:tcPr>
           <w:p>
             <w:pPr>
@@ -2239,7 +2254,7 @@
         </w:tc>
         <w:tc>
           <w:tcPr>
-            <w:tcW w:type="dxa" w:w="3324"/>
+            <w:tcW w:type="dxa" w:w="4252"/>
           </w:tcPr>
           <w:p>
             <w:pPr>
@@ -2259,7 +2274,7 @@
       <w:tr>
         <w:tc>
           <w:tcPr>
-            <w:tcW w:type="dxa" w:w="3324"/>
+            <w:tcW w:type="dxa" w:w="680"/>
           </w:tcPr>
           <w:p>
             <w:pPr>
@@ -2278,7 +2293,7 @@
         </w:tc>
         <w:tc>
           <w:tcPr>
-            <w:tcW w:type="dxa" w:w="3324"/>
+            <w:tcW w:type="dxa" w:w="4536"/>
           </w:tcPr>
           <w:p>
             <w:pPr>
@@ -2297,7 +2312,7 @@
         </w:tc>
         <w:tc>
           <w:tcPr>
-            <w:tcW w:type="dxa" w:w="3324"/>
+            <w:tcW w:type="dxa" w:w="4252"/>
           </w:tcPr>
           <w:p>
             <w:pPr>
@@ -2317,7 +2332,7 @@
       <w:tr>
         <w:tc>
           <w:tcPr>
-            <w:tcW w:type="dxa" w:w="3324"/>
+            <w:tcW w:type="dxa" w:w="680"/>
           </w:tcPr>
           <w:p>
             <w:pPr>
@@ -2336,7 +2351,7 @@
         </w:tc>
         <w:tc>
           <w:tcPr>
-            <w:tcW w:type="dxa" w:w="3324"/>
+            <w:tcW w:type="dxa" w:w="4536"/>
           </w:tcPr>
           <w:p>
             <w:pPr>
@@ -2355,7 +2370,7 @@
         </w:tc>
         <w:tc>
           <w:tcPr>
-            <w:tcW w:type="dxa" w:w="3324"/>
+            <w:tcW w:type="dxa" w:w="4252"/>
           </w:tcPr>
           <w:p>
             <w:pPr>
@@ -2749,6 +2764,7 @@
                 <w:i w:val="0"/>
                 <w:sz w:val="22"/>
               </w:rPr>
+              <w:t>Zrobiony projekt (waga 70%); Obecność i aktywność na zajęciach (waga 30%)</w:t>
             </w:r>
           </w:p>
         </w:tc>
@@ -2806,6 +2822,7 @@
                 <w:i w:val="0"/>
                 <w:sz w:val="22"/>
               </w:rPr>
+              <w:t>Zrobiony projekt (waga 70%); Obecność i aktywność na zajęciach (waga 30%)</w:t>
             </w:r>
           </w:p>
         </w:tc>
@@ -2863,6 +2880,7 @@
                 <w:i w:val="0"/>
                 <w:sz w:val="22"/>
               </w:rPr>
+              <w:t>Zrobiony projekt (waga 70%); Obecność i aktywność na zajęciach (waga 30%)</w:t>
             </w:r>
           </w:p>
         </w:tc>
@@ -3026,6 +3044,7 @@
                 <w:i w:val="0"/>
                 <w:sz w:val="22"/>
               </w:rPr>
+              <w:t>Zrobiony projekt (waga 70%); Obecność i aktywność na zajęciach (waga 30%)</w:t>
             </w:r>
           </w:p>
         </w:tc>
@@ -3083,6 +3102,7 @@
                 <w:i w:val="0"/>
                 <w:sz w:val="22"/>
               </w:rPr>
+              <w:t>Zrobiony projekt (waga 70%); Obecność i aktywność na zajęciach (waga 30%)</w:t>
             </w:r>
           </w:p>
         </w:tc>
@@ -3140,6 +3160,7 @@
                 <w:i w:val="0"/>
                 <w:sz w:val="22"/>
               </w:rPr>
+              <w:t>Zrobiony projekt (waga 70%); Obecność i aktywność na zajęciach (waga 30%)</w:t>
             </w:r>
           </w:p>
         </w:tc>
@@ -3303,6 +3324,7 @@
                 <w:i w:val="0"/>
                 <w:sz w:val="22"/>
               </w:rPr>
+              <w:t>Zrobiony projekt (waga 70%); Obecność i aktywność na zajęciach (waga 30%)</w:t>
             </w:r>
           </w:p>
         </w:tc>
@@ -3360,6 +3382,7 @@
                 <w:i w:val="0"/>
                 <w:sz w:val="22"/>
               </w:rPr>
+              <w:t>Zrobiony projekt (waga 70%); Obecność i aktywność na zajęciach (waga 30%)</w:t>
             </w:r>
           </w:p>
         </w:tc>
@@ -3465,62 +3488,6 @@
                 <w:sz w:val="16"/>
               </w:rPr>
               <w:t>Wyposażenie specjalistyczne konieczne do realizacji przedmiotu</w:t>
-            </w:r>
-          </w:p>
-        </w:tc>
-      </w:tr>
-      <w:tr>
-        <w:tc>
-          <w:tcPr>
-            <w:tcW w:type="dxa" w:w="3324"/>
-          </w:tcPr>
-          <w:p>
-            <w:pPr>
-              <w:spacing w:before="20" w:after="20"/>
-            </w:pPr>
-            <w:r>
-              <w:rPr>
-                <w:rFonts w:ascii="Aptos" w:hAnsi="Aptos"/>
-                <w:b w:val="0"/>
-                <w:i w:val="0"/>
-                <w:sz w:val="22"/>
-              </w:rPr>
-            </w:r>
-          </w:p>
-        </w:tc>
-        <w:tc>
-          <w:tcPr>
-            <w:tcW w:type="dxa" w:w="3324"/>
-          </w:tcPr>
-          <w:p>
-            <w:pPr>
-              <w:spacing w:before="20" w:after="20"/>
-            </w:pPr>
-            <w:r>
-              <w:rPr>
-                <w:rFonts w:ascii="Aptos" w:hAnsi="Aptos"/>
-                <w:b w:val="0"/>
-                <w:i w:val="0"/>
-                <w:sz w:val="22"/>
-              </w:rPr>
-            </w:r>
-          </w:p>
-        </w:tc>
-        <w:tc>
-          <w:tcPr>
-            <w:tcW w:type="dxa" w:w="3324"/>
-          </w:tcPr>
-          <w:p>
-            <w:pPr>
-              <w:spacing w:before="20" w:after="20"/>
-            </w:pPr>
-            <w:r>
-              <w:rPr>
-                <w:rFonts w:ascii="Aptos" w:hAnsi="Aptos"/>
-                <w:b w:val="0"/>
-                <w:i w:val="0"/>
-                <w:sz w:val="22"/>
-              </w:rPr>
             </w:r>
           </w:p>
         </w:tc>

--- a/public/assets/files/niestacjonarne/PG2.docx
+++ b/public/assets/files/niestacjonarne/PG2.docx
@@ -1156,6 +1156,7 @@
                 <w:i w:val="0"/>
                 <w:sz w:val="22"/>
               </w:rPr>
+              <w:t>Rozwijanie projektu gry komputerowej; iteracyjne doskonalenie rozgrywki i mechanik; przygotowanie dokumentacji projektowej i prezentacji końcowej.</w:t>
             </w:r>
           </w:p>
         </w:tc>
@@ -1566,21 +1567,10 @@
             <w:r>
               <w:rPr>
                 <w:rFonts w:ascii="Aptos" w:hAnsi="Aptos"/>
+                <w:b w:val="0"/>
+                <w:i w:val="0"/>
                 <w:sz w:val="22"/>
               </w:rPr>
-              <w:t>1. Zrobiony projekt (waga 70%)</w:t>
-            </w:r>
-          </w:p>
-          <w:p>
-            <w:pPr>
-              <w:spacing w:before="20" w:after="20"/>
-            </w:pPr>
-            <w:r>
-              <w:rPr>
-                <w:rFonts w:ascii="Aptos" w:hAnsi="Aptos"/>
-                <w:sz w:val="22"/>
-              </w:rPr>
-              <w:t>2. Obecność i aktywność na zajęciach (waga 30%)</w:t>
             </w:r>
           </w:p>
         </w:tc>
@@ -1597,7 +1587,7 @@
                 <w:rFonts w:ascii="Aptos" w:hAnsi="Aptos"/>
                 <w:sz w:val="22"/>
               </w:rPr>
-              <w:t>1. Zrobiony projekt (waga 70%)</w:t>
+              <w:t>1. prezentacja projektu i dokumentacji</w:t>
             </w:r>
           </w:p>
           <w:p>
@@ -1609,7 +1599,7 @@
                 <w:rFonts w:ascii="Aptos" w:hAnsi="Aptos"/>
                 <w:sz w:val="22"/>
               </w:rPr>
-              <w:t>2. Obecność i aktywność na zajęciach (waga 30%)</w:t>
+              <w:t>2. ocena pracy podczas ćwiczenia</w:t>
             </w:r>
           </w:p>
         </w:tc>
@@ -2764,7 +2754,7 @@
                 <w:i w:val="0"/>
                 <w:sz w:val="22"/>
               </w:rPr>
-              <w:t>Zrobiony projekt (waga 70%); Obecność i aktywność na zajęciach (waga 30%)</w:t>
+              <w:t>prezentacja projektu i dokumentacji; ocena pracy podczas ćwiczenia</w:t>
             </w:r>
           </w:p>
         </w:tc>
@@ -2822,7 +2812,7 @@
                 <w:i w:val="0"/>
                 <w:sz w:val="22"/>
               </w:rPr>
-              <w:t>Zrobiony projekt (waga 70%); Obecność i aktywność na zajęciach (waga 30%)</w:t>
+              <w:t>prezentacja projektu i dokumentacji; ocena pracy podczas ćwiczenia</w:t>
             </w:r>
           </w:p>
         </w:tc>
@@ -2880,7 +2870,7 @@
                 <w:i w:val="0"/>
                 <w:sz w:val="22"/>
               </w:rPr>
-              <w:t>Zrobiony projekt (waga 70%); Obecność i aktywność na zajęciach (waga 30%)</w:t>
+              <w:t>prezentacja projektu i dokumentacji; ocena pracy podczas ćwiczenia</w:t>
             </w:r>
           </w:p>
         </w:tc>
@@ -3044,7 +3034,7 @@
                 <w:i w:val="0"/>
                 <w:sz w:val="22"/>
               </w:rPr>
-              <w:t>Zrobiony projekt (waga 70%); Obecność i aktywność na zajęciach (waga 30%)</w:t>
+              <w:t>prezentacja projektu i dokumentacji; ocena pracy podczas ćwiczenia</w:t>
             </w:r>
           </w:p>
         </w:tc>
@@ -3102,7 +3092,7 @@
                 <w:i w:val="0"/>
                 <w:sz w:val="22"/>
               </w:rPr>
-              <w:t>Zrobiony projekt (waga 70%); Obecność i aktywność na zajęciach (waga 30%)</w:t>
+              <w:t>prezentacja projektu i dokumentacji; ocena pracy podczas ćwiczenia</w:t>
             </w:r>
           </w:p>
         </w:tc>
@@ -3160,7 +3150,7 @@
                 <w:i w:val="0"/>
                 <w:sz w:val="22"/>
               </w:rPr>
-              <w:t>Zrobiony projekt (waga 70%); Obecność i aktywność na zajęciach (waga 30%)</w:t>
+              <w:t>prezentacja projektu i dokumentacji; ocena pracy podczas ćwiczenia</w:t>
             </w:r>
           </w:p>
         </w:tc>
@@ -3324,7 +3314,7 @@
                 <w:i w:val="0"/>
                 <w:sz w:val="22"/>
               </w:rPr>
-              <w:t>Zrobiony projekt (waga 70%); Obecność i aktywność na zajęciach (waga 30%)</w:t>
+              <w:t>prezentacja projektu i dokumentacji; ocena pracy podczas ćwiczenia</w:t>
             </w:r>
           </w:p>
         </w:tc>
@@ -3382,7 +3372,7 @@
                 <w:i w:val="0"/>
                 <w:sz w:val="22"/>
               </w:rPr>
-              <w:t>Zrobiony projekt (waga 70%); Obecność i aktywność na zajęciach (waga 30%)</w:t>
+              <w:t>prezentacja projektu i dokumentacji; ocena pracy podczas ćwiczenia</w:t>
             </w:r>
           </w:p>
         </w:tc>

--- a/public/assets/files/niestacjonarne/PG2.docx
+++ b/public/assets/files/niestacjonarne/PG2.docx
@@ -144,7 +144,7 @@
                 <w:i w:val="0"/>
                 <w:sz w:val="22"/>
               </w:rPr>
-              <w:t>19.02.2026</w:t>
+              <w:t>08.03.2026</w:t>
             </w:r>
           </w:p>
         </w:tc>
@@ -599,7 +599,7 @@
                 <w:i w:val="0"/>
                 <w:sz w:val="22"/>
               </w:rPr>
-              <w:t>7</w:t>
+              <w:t>8</w:t>
             </w:r>
           </w:p>
         </w:tc>
@@ -1291,32 +1291,6 @@
                 <w:sz w:val="22"/>
               </w:rPr>
               <w:t>• Wykład</w:t>
-            </w:r>
-          </w:p>
-          <w:p>
-            <w:pPr>
-              <w:spacing w:before="20" w:after="20"/>
-            </w:pPr>
-            <w:r>
-              <w:rPr>
-                <w:rFonts w:ascii="Aptos" w:hAnsi="Aptos"/>
-                <w:b/>
-                <w:sz w:val="22"/>
-              </w:rPr>
-              <w:t>Laboratorium:</w:t>
-            </w:r>
-          </w:p>
-          <w:p>
-            <w:pPr>
-              <w:spacing w:before="20" w:after="20"/>
-            </w:pPr>
-            <w:r>
-              <w:rPr>
-                <w:rFonts w:ascii="Aptos" w:hAnsi="Aptos"/>
-                <w:b w:val="0"/>
-                <w:sz w:val="22"/>
-              </w:rPr>
-              <w:t>• Projekt</w:t>
             </w:r>
           </w:p>
         </w:tc>

--- a/public/assets/files/niestacjonarne/PG2.docx
+++ b/public/assets/files/niestacjonarne/PG2.docx
@@ -2728,7 +2728,6 @@
                 <w:i w:val="0"/>
                 <w:sz w:val="22"/>
               </w:rPr>
-              <w:t>prezentacja projektu i dokumentacji; ocena pracy podczas ćwiczenia</w:t>
             </w:r>
           </w:p>
         </w:tc>
@@ -2749,6 +2748,7 @@
                 <w:i w:val="0"/>
                 <w:sz w:val="22"/>
               </w:rPr>
+              <w:t>K_W24</w:t>
             </w:r>
           </w:p>
         </w:tc>
@@ -2786,7 +2786,6 @@
                 <w:i w:val="0"/>
                 <w:sz w:val="22"/>
               </w:rPr>
-              <w:t>prezentacja projektu i dokumentacji; ocena pracy podczas ćwiczenia</w:t>
             </w:r>
           </w:p>
         </w:tc>
@@ -2807,6 +2806,7 @@
                 <w:i w:val="0"/>
                 <w:sz w:val="22"/>
               </w:rPr>
+              <w:t>K_W24</w:t>
             </w:r>
           </w:p>
         </w:tc>
@@ -2844,7 +2844,6 @@
                 <w:i w:val="0"/>
                 <w:sz w:val="22"/>
               </w:rPr>
-              <w:t>prezentacja projektu i dokumentacji; ocena pracy podczas ćwiczenia</w:t>
             </w:r>
           </w:p>
         </w:tc>
@@ -3008,7 +3007,7 @@
                 <w:i w:val="0"/>
                 <w:sz w:val="22"/>
               </w:rPr>
-              <w:t>prezentacja projektu i dokumentacji; ocena pracy podczas ćwiczenia</w:t>
+              <w:t>prezentacja projektu i dokumentacji, ocena pracy podczas ćwiczenia</w:t>
             </w:r>
           </w:p>
         </w:tc>
@@ -3029,6 +3028,7 @@
                 <w:i w:val="0"/>
                 <w:sz w:val="22"/>
               </w:rPr>
+              <w:t>K_U31</w:t>
             </w:r>
           </w:p>
         </w:tc>
@@ -3066,7 +3066,7 @@
                 <w:i w:val="0"/>
                 <w:sz w:val="22"/>
               </w:rPr>
-              <w:t>prezentacja projektu i dokumentacji; ocena pracy podczas ćwiczenia</w:t>
+              <w:t>prezentacja projektu i dokumentacji, ocena pracy podczas ćwiczenia</w:t>
             </w:r>
           </w:p>
         </w:tc>
@@ -3087,6 +3087,7 @@
                 <w:i w:val="0"/>
                 <w:sz w:val="22"/>
               </w:rPr>
+              <w:t>K_U19</w:t>
             </w:r>
           </w:p>
         </w:tc>
@@ -3124,7 +3125,7 @@
                 <w:i w:val="0"/>
                 <w:sz w:val="22"/>
               </w:rPr>
-              <w:t>prezentacja projektu i dokumentacji; ocena pracy podczas ćwiczenia</w:t>
+              <w:t>prezentacja projektu i dokumentacji, ocena pracy podczas ćwiczenia</w:t>
             </w:r>
           </w:p>
         </w:tc>
@@ -3288,7 +3289,7 @@
                 <w:i w:val="0"/>
                 <w:sz w:val="22"/>
               </w:rPr>
-              <w:t>prezentacja projektu i dokumentacji; ocena pracy podczas ćwiczenia</w:t>
+              <w:t>prezentacja projektu i dokumentacji, ocena pracy podczas ćwiczenia</w:t>
             </w:r>
           </w:p>
         </w:tc>
@@ -3309,6 +3310,7 @@
                 <w:i w:val="0"/>
                 <w:sz w:val="22"/>
               </w:rPr>
+              <w:t>K_K06</w:t>
             </w:r>
           </w:p>
         </w:tc>
@@ -3346,7 +3348,7 @@
                 <w:i w:val="0"/>
                 <w:sz w:val="22"/>
               </w:rPr>
-              <w:t>prezentacja projektu i dokumentacji; ocena pracy podczas ćwiczenia</w:t>
+              <w:t>prezentacja projektu i dokumentacji, ocena pracy podczas ćwiczenia</w:t>
             </w:r>
           </w:p>
         </w:tc>

--- a/public/assets/files/niestacjonarne/PG2.docx
+++ b/public/assets/files/niestacjonarne/PG2.docx
@@ -1857,14 +1857,13 @@
       </w:tblPr>
       <w:tblGrid>
         <w:gridCol w:w="680"/>
-        <w:gridCol w:w="4536"/>
-        <w:gridCol w:w="4252"/>
+        <w:gridCol w:w="8788"/>
       </w:tblGrid>
       <w:tr>
         <w:tc>
           <w:tcPr>
             <w:tcW w:type="dxa" w:w="9468"/>
-            <w:gridSpan w:val="3"/>
+            <w:gridSpan w:val="2"/>
             <w:shd w:val="clear" w:color="auto" w:fill="D9D9D9"/>
           </w:tcPr>
           <w:p>
@@ -1906,7 +1905,7 @@
         </w:tc>
         <w:tc>
           <w:tcPr>
-            <w:tcW w:type="dxa" w:w="4536"/>
+            <w:tcW w:type="dxa" w:w="8788"/>
             <w:shd w:val="clear" w:color="auto" w:fill="D9D9D9"/>
           </w:tcPr>
           <w:p>
@@ -1920,27 +1919,7 @@
                 <w:i w:val="0"/>
                 <w:sz w:val="16"/>
               </w:rPr>
-              <w:t>Wykład</w:t>
-            </w:r>
-          </w:p>
-        </w:tc>
-        <w:tc>
-          <w:tcPr>
-            <w:tcW w:type="dxa" w:w="4252"/>
-            <w:shd w:val="clear" w:color="auto" w:fill="D9D9D9"/>
-          </w:tcPr>
-          <w:p>
-            <w:pPr>
-              <w:spacing w:before="20" w:after="20"/>
-            </w:pPr>
-            <w:r>
-              <w:rPr>
-                <w:rFonts w:ascii="Aptos" w:hAnsi="Aptos"/>
-                <w:b/>
-                <w:i w:val="0"/>
-                <w:sz w:val="16"/>
-              </w:rPr>
-              <w:t>Ćwiczenia / Laboratorium / Pracownia</w:t>
+              <w:t>Treści programowe</w:t>
             </w:r>
           </w:p>
         </w:tc>
@@ -1967,7 +1946,7 @@
         </w:tc>
         <w:tc>
           <w:tcPr>
-            <w:tcW w:type="dxa" w:w="4536"/>
+            <w:tcW w:type="dxa" w:w="8788"/>
           </w:tcPr>
           <w:p>
             <w:pPr>
@@ -1981,24 +1960,6 @@
                 <w:sz w:val="22"/>
               </w:rPr>
               <w:t>Advanced Game Design. Projektowanie systemowe, ekonomia w grach i zaawansowany balans.</w:t>
-            </w:r>
-          </w:p>
-        </w:tc>
-        <w:tc>
-          <w:tcPr>
-            <w:tcW w:type="dxa" w:w="4252"/>
-          </w:tcPr>
-          <w:p>
-            <w:pPr>
-              <w:spacing w:before="20" w:after="20"/>
-            </w:pPr>
-            <w:r>
-              <w:rPr>
-                <w:rFonts w:ascii="Aptos" w:hAnsi="Aptos"/>
-                <w:b w:val="0"/>
-                <w:i w:val="0"/>
-                <w:sz w:val="22"/>
-              </w:rPr>
             </w:r>
           </w:p>
         </w:tc>
@@ -2025,7 +1986,7 @@
         </w:tc>
         <w:tc>
           <w:tcPr>
-            <w:tcW w:type="dxa" w:w="4536"/>
+            <w:tcW w:type="dxa" w:w="8788"/>
           </w:tcPr>
           <w:p>
             <w:pPr>
@@ -2039,24 +2000,6 @@
                 <w:sz w:val="22"/>
               </w:rPr>
               <w:t>Game UX &amp; UI: Architektura informacji w grach, projektowanie diegetycznych i niediegetycznych elementów interfejsu.</w:t>
-            </w:r>
-          </w:p>
-        </w:tc>
-        <w:tc>
-          <w:tcPr>
-            <w:tcW w:type="dxa" w:w="4252"/>
-          </w:tcPr>
-          <w:p>
-            <w:pPr>
-              <w:spacing w:before="20" w:after="20"/>
-            </w:pPr>
-            <w:r>
-              <w:rPr>
-                <w:rFonts w:ascii="Aptos" w:hAnsi="Aptos"/>
-                <w:b w:val="0"/>
-                <w:i w:val="0"/>
-                <w:sz w:val="22"/>
-              </w:rPr>
             </w:r>
           </w:p>
         </w:tc>
@@ -2083,7 +2026,7 @@
         </w:tc>
         <w:tc>
           <w:tcPr>
-            <w:tcW w:type="dxa" w:w="4536"/>
+            <w:tcW w:type="dxa" w:w="8788"/>
           </w:tcPr>
           <w:p>
             <w:pPr>
@@ -2097,24 +2040,6 @@
                 <w:sz w:val="22"/>
               </w:rPr>
               <w:t>Visual Storytelling &amp; Art Direction. Budowanie nastroju poprzez światło, kolor i otoczenie (environmental storytelling).</w:t>
-            </w:r>
-          </w:p>
-        </w:tc>
-        <w:tc>
-          <w:tcPr>
-            <w:tcW w:type="dxa" w:w="4252"/>
-          </w:tcPr>
-          <w:p>
-            <w:pPr>
-              <w:spacing w:before="20" w:after="20"/>
-            </w:pPr>
-            <w:r>
-              <w:rPr>
-                <w:rFonts w:ascii="Aptos" w:hAnsi="Aptos"/>
-                <w:b w:val="0"/>
-                <w:i w:val="0"/>
-                <w:sz w:val="22"/>
-              </w:rPr>
             </w:r>
           </w:p>
         </w:tc>
@@ -2141,7 +2066,7 @@
         </w:tc>
         <w:tc>
           <w:tcPr>
-            <w:tcW w:type="dxa" w:w="4536"/>
+            <w:tcW w:type="dxa" w:w="8788"/>
           </w:tcPr>
           <w:p>
             <w:pPr>
@@ -2155,24 +2080,6 @@
                 <w:sz w:val="22"/>
               </w:rPr>
               <w:t>Marketing dla twórców gier. Budowanie społeczności, przygotowanie assetów marketingowych (traillery, screenshoty) i Steam marketing.</w:t>
-            </w:r>
-          </w:p>
-        </w:tc>
-        <w:tc>
-          <w:tcPr>
-            <w:tcW w:type="dxa" w:w="4252"/>
-          </w:tcPr>
-          <w:p>
-            <w:pPr>
-              <w:spacing w:before="20" w:after="20"/>
-            </w:pPr>
-            <w:r>
-              <w:rPr>
-                <w:rFonts w:ascii="Aptos" w:hAnsi="Aptos"/>
-                <w:b w:val="0"/>
-                <w:i w:val="0"/>
-                <w:sz w:val="22"/>
-              </w:rPr>
             </w:r>
           </w:p>
         </w:tc>
@@ -2199,7 +2106,7 @@
         </w:tc>
         <w:tc>
           <w:tcPr>
-            <w:tcW w:type="dxa" w:w="4536"/>
+            <w:tcW w:type="dxa" w:w="8788"/>
           </w:tcPr>
           <w:p>
             <w:pPr>
@@ -2213,24 +2120,6 @@
                 <w:sz w:val="22"/>
               </w:rPr>
               <w:t>Produkcja i Project Management. Metodologie pracy w zespole, zarządzanie zakresem projektu (scope management).</w:t>
-            </w:r>
-          </w:p>
-        </w:tc>
-        <w:tc>
-          <w:tcPr>
-            <w:tcW w:type="dxa" w:w="4252"/>
-          </w:tcPr>
-          <w:p>
-            <w:pPr>
-              <w:spacing w:before="20" w:after="20"/>
-            </w:pPr>
-            <w:r>
-              <w:rPr>
-                <w:rFonts w:ascii="Aptos" w:hAnsi="Aptos"/>
-                <w:b w:val="0"/>
-                <w:i w:val="0"/>
-                <w:sz w:val="22"/>
-              </w:rPr>
             </w:r>
           </w:p>
         </w:tc>
@@ -2257,7 +2146,7 @@
         </w:tc>
         <w:tc>
           <w:tcPr>
-            <w:tcW w:type="dxa" w:w="4536"/>
+            <w:tcW w:type="dxa" w:w="8788"/>
           </w:tcPr>
           <w:p>
             <w:pPr>
@@ -2271,24 +2160,6 @@
                 <w:sz w:val="22"/>
               </w:rPr>
               <w:t>Analityka i zbieranie danych. Implementacja narzędzi analitycznych i interpretacja danych o zachowaniach graczy.</w:t>
-            </w:r>
-          </w:p>
-        </w:tc>
-        <w:tc>
-          <w:tcPr>
-            <w:tcW w:type="dxa" w:w="4252"/>
-          </w:tcPr>
-          <w:p>
-            <w:pPr>
-              <w:spacing w:before="20" w:after="20"/>
-            </w:pPr>
-            <w:r>
-              <w:rPr>
-                <w:rFonts w:ascii="Aptos" w:hAnsi="Aptos"/>
-                <w:b w:val="0"/>
-                <w:i w:val="0"/>
-                <w:sz w:val="22"/>
-              </w:rPr>
             </w:r>
           </w:p>
         </w:tc>
@@ -2315,7 +2186,7 @@
         </w:tc>
         <w:tc>
           <w:tcPr>
-            <w:tcW w:type="dxa" w:w="4536"/>
+            <w:tcW w:type="dxa" w:w="8788"/>
           </w:tcPr>
           <w:p>
             <w:pPr>
@@ -2329,24 +2200,6 @@
                 <w:sz w:val="22"/>
               </w:rPr>
               <w:t>Pitching i publikacja. Jak "sprzedać" swój pomysł wydawcy lub graczom na platformach dystrybucyjnych.</w:t>
-            </w:r>
-          </w:p>
-        </w:tc>
-        <w:tc>
-          <w:tcPr>
-            <w:tcW w:type="dxa" w:w="4252"/>
-          </w:tcPr>
-          <w:p>
-            <w:pPr>
-              <w:spacing w:before="20" w:after="20"/>
-            </w:pPr>
-            <w:r>
-              <w:rPr>
-                <w:rFonts w:ascii="Aptos" w:hAnsi="Aptos"/>
-                <w:b w:val="0"/>
-                <w:i w:val="0"/>
-                <w:sz w:val="22"/>
-              </w:rPr>
             </w:r>
           </w:p>
         </w:tc>
